--- a/data/revised_2026-10_full/outputs/v2/Maths/SS3.3_Vectors_I/Mathematics_Vectors_I_CBE_LessonSequence.docx
+++ b/data/revised_2026-10_full/outputs/v2/Maths/SS3.3_Vectors_I/Mathematics_Vectors_I_CBE_LessonSequence.docx
@@ -3118,7 +3118,7 @@
         </w:rPr>
         <w:t xml:space="preserve">© 2026 SeaVuria and ARES. This work is licensed under a </w:t>
       </w:r>
-      <w:hyperlink w:history="1" r:id="rIdmhtwk41vwpfyryzl2s94m">
+      <w:hyperlink w:history="1" r:id="rIdsqow_ipbsajk9ju-cvuh4">
         <w:r>
           <w:rPr>
             <w:rFonts w:ascii="Arial" w:cs="Arial" w:eastAsia="Arial" w:hAnsi="Arial"/>
@@ -3138,7 +3138,7 @@
         </w:rPr>
         <w:t xml:space="preserve"> (</w:t>
       </w:r>
-      <w:hyperlink w:history="1" r:id="rIde5fysfo4h45svsby3cq6b">
+      <w:hyperlink w:history="1" r:id="rId_4ezfxxsfc5ba2fd2h94o">
         <w:r>
           <w:rPr>
             <w:rFonts w:ascii="Arial" w:cs="Arial" w:eastAsia="Arial" w:hAnsi="Arial"/>
@@ -3158,7 +3158,7 @@
         </w:rPr>
         <w:t xml:space="preserve">). To view a copy of this license, visit </w:t>
       </w:r>
-      <w:hyperlink w:history="1" r:id="rIdoolmxmz4emegcnyw3nuhv">
+      <w:hyperlink w:history="1" r:id="rIdkg5jug8hgirqbdasfp0ft">
         <w:r>
           <w:rPr>
             <w:rFonts w:ascii="Arial" w:cs="Arial" w:eastAsia="Arial" w:hAnsi="Arial"/>
@@ -4197,7 +4197,7 @@
             <w:pPr>
               <w:spacing w:after="20" w:before="0"/>
             </w:pPr>
-            <w:hyperlink w:history="1" r:id="rIdhrbmsp3a9yxv2u_cyjvb5">
+            <w:hyperlink w:history="1" r:id="rIduzhsenhxaxi8v7nmipsdg">
               <w:r>
                 <w:rPr>
                   <w:rFonts w:ascii="Arial" w:cs="Arial" w:eastAsia="Arial" w:hAnsi="Arial"/>
@@ -4230,7 +4230,7 @@
               <w:spacing w:after="10" w:before="0"/>
               <w:ind w:left="120"/>
             </w:pPr>
-            <w:hyperlink w:history="1" r:id="rIdwhcv-lxlucb-cae11c2iu">
+            <w:hyperlink w:history="1" r:id="rIds9bz6r6uy6bl805yfbrxe">
               <w:r>
                 <w:rPr>
                   <w:rFonts w:ascii="Arial" w:cs="Arial" w:eastAsia="Arial" w:hAnsi="Arial"/>
@@ -4275,7 +4275,7 @@
             <w:pPr>
               <w:spacing w:after="20" w:before="0"/>
             </w:pPr>
-            <w:hyperlink w:history="1" r:id="rIdxz8h1m4rz5accaq3ekeet">
+            <w:hyperlink w:history="1" r:id="rIdwxpb6bdu2l3mzym5da188">
               <w:r>
                 <w:rPr>
                   <w:rFonts w:ascii="Arial" w:cs="Arial" w:eastAsia="Arial" w:hAnsi="Arial"/>
@@ -4308,7 +4308,7 @@
               <w:spacing w:after="10" w:before="0"/>
               <w:ind w:left="120"/>
             </w:pPr>
-            <w:hyperlink w:history="1" r:id="rId1kveql7zw7o5sxpfksc5i">
+            <w:hyperlink w:history="1" r:id="rIdltfldg0bkno457bohzg-5">
               <w:r>
                 <w:rPr>
                   <w:rFonts w:ascii="Arial" w:cs="Arial" w:eastAsia="Arial" w:hAnsi="Arial"/>
@@ -4508,7 +4508,7 @@
             <w:pPr>
               <w:spacing w:after="20" w:before="0"/>
             </w:pPr>
-            <w:hyperlink w:history="1" r:id="rId5lmiilj-bwnwindjvzmvh">
+            <w:hyperlink w:history="1" r:id="rIdokp5zkhsyox4goc_9shou">
               <w:r>
                 <w:rPr>
                   <w:rFonts w:ascii="Arial" w:cs="Arial" w:eastAsia="Arial" w:hAnsi="Arial"/>
@@ -4541,7 +4541,7 @@
               <w:spacing w:after="10" w:before="0"/>
               <w:ind w:left="120"/>
             </w:pPr>
-            <w:hyperlink w:history="1" r:id="rIdp-8fjh3ezifbjsoh3ygpe">
+            <w:hyperlink w:history="1" r:id="rIdw5xkoftgk0msdrhjj3d5i">
               <w:r>
                 <w:rPr>
                   <w:rFonts w:ascii="Arial" w:cs="Arial" w:eastAsia="Arial" w:hAnsi="Arial"/>
@@ -4586,7 +4586,7 @@
             <w:pPr>
               <w:spacing w:after="20" w:before="0"/>
             </w:pPr>
-            <w:hyperlink w:history="1" r:id="rId9zjbgdhabgzxmmlm2a_b-">
+            <w:hyperlink w:history="1" r:id="rIduoxn24azccxwf0topnoxl">
               <w:r>
                 <w:rPr>
                   <w:rFonts w:ascii="Arial" w:cs="Arial" w:eastAsia="Arial" w:hAnsi="Arial"/>
@@ -4619,7 +4619,7 @@
               <w:spacing w:after="10" w:before="0"/>
               <w:ind w:left="120"/>
             </w:pPr>
-            <w:hyperlink w:history="1" r:id="rId-q_ixxbfcqwd0p2lnukte">
+            <w:hyperlink w:history="1" r:id="rId4pqd-3u1rffli-smp6r-b">
               <w:r>
                 <w:rPr>
                   <w:rFonts w:ascii="Arial" w:cs="Arial" w:eastAsia="Arial" w:hAnsi="Arial"/>
@@ -4819,7 +4819,7 @@
             <w:pPr>
               <w:spacing w:after="20" w:before="0"/>
             </w:pPr>
-            <w:hyperlink w:history="1" r:id="rIducabgna1lruhm4kgnvpad">
+            <w:hyperlink w:history="1" r:id="rIddaoono9gaped10ixorwsr">
               <w:r>
                 <w:rPr>
                   <w:rFonts w:ascii="Arial" w:cs="Arial" w:eastAsia="Arial" w:hAnsi="Arial"/>
@@ -4868,7 +4868,7 @@
               <w:spacing w:after="10" w:before="0"/>
               <w:ind w:left="120"/>
             </w:pPr>
-            <w:hyperlink w:history="1" r:id="rIdwxj5t6wztrbvp1vvvlxyd">
+            <w:hyperlink w:history="1" r:id="rId6gvp9jcamlv-rqfytmb_o">
               <w:r>
                 <w:rPr>
                   <w:rFonts w:ascii="Arial" w:cs="Arial" w:eastAsia="Arial" w:hAnsi="Arial"/>
@@ -4913,7 +4913,7 @@
             <w:pPr>
               <w:spacing w:after="20" w:before="0"/>
             </w:pPr>
-            <w:hyperlink w:history="1" r:id="rId0x-q6_wljdbjlpzjxaqyw">
+            <w:hyperlink w:history="1" r:id="rId8ljdwgisrcr6fhxmuftr6">
               <w:r>
                 <w:rPr>
                   <w:rFonts w:ascii="Arial" w:cs="Arial" w:eastAsia="Arial" w:hAnsi="Arial"/>
@@ -4962,7 +4962,7 @@
               <w:spacing w:after="10" w:before="0"/>
               <w:ind w:left="120"/>
             </w:pPr>
-            <w:hyperlink w:history="1" r:id="rIdrjqdzl_xyvxj7viqfzof4">
+            <w:hyperlink w:history="1" r:id="rId1rq60c83wh0faokmr5knl">
               <w:r>
                 <w:rPr>
                   <w:rFonts w:ascii="Arial" w:cs="Arial" w:eastAsia="Arial" w:hAnsi="Arial"/>
@@ -5162,7 +5162,7 @@
             <w:pPr>
               <w:spacing w:after="20" w:before="0"/>
             </w:pPr>
-            <w:hyperlink w:history="1" r:id="rIdzyagoasacz24h-xnogcuf">
+            <w:hyperlink w:history="1" r:id="rIdr6vp0dxnrtcm1yzeomuac">
               <w:r>
                 <w:rPr>
                   <w:rFonts w:ascii="Arial" w:cs="Arial" w:eastAsia="Arial" w:hAnsi="Arial"/>
@@ -5211,7 +5211,7 @@
               <w:spacing w:after="10" w:before="0"/>
               <w:ind w:left="120"/>
             </w:pPr>
-            <w:hyperlink w:history="1" r:id="rIdyeahirzfrfmqmr5uedo6o">
+            <w:hyperlink w:history="1" r:id="rId0egxekgerjkcm4r-khytb">
               <w:r>
                 <w:rPr>
                   <w:rFonts w:ascii="Arial" w:cs="Arial" w:eastAsia="Arial" w:hAnsi="Arial"/>
@@ -5256,7 +5256,7 @@
             <w:pPr>
               <w:spacing w:after="20" w:before="0"/>
             </w:pPr>
-            <w:hyperlink w:history="1" r:id="rId43f_5palzil-8cfy-dlef">
+            <w:hyperlink w:history="1" r:id="rIddgbbx6g6trl9ya2yb1ykr">
               <w:r>
                 <w:rPr>
                   <w:rFonts w:ascii="Arial" w:cs="Arial" w:eastAsia="Arial" w:hAnsi="Arial"/>
@@ -5305,7 +5305,7 @@
               <w:spacing w:after="10" w:before="0"/>
               <w:ind w:left="120"/>
             </w:pPr>
-            <w:hyperlink w:history="1" r:id="rIdqmmp9kg_3ozmujmm_zsju">
+            <w:hyperlink w:history="1" r:id="rIdbn9qerpeuzyrlvieubby2">
               <w:r>
                 <w:rPr>
                   <w:rFonts w:ascii="Arial" w:cs="Arial" w:eastAsia="Arial" w:hAnsi="Arial"/>
@@ -5505,7 +5505,7 @@
             <w:pPr>
               <w:spacing w:after="20" w:before="0"/>
             </w:pPr>
-            <w:hyperlink w:history="1" r:id="rIdmoohdpp9qriqrggv_s5-6">
+            <w:hyperlink w:history="1" r:id="rIdtaputrnj82wz8rxgjwqf3">
               <w:r>
                 <w:rPr>
                   <w:rFonts w:ascii="Arial" w:cs="Arial" w:eastAsia="Arial" w:hAnsi="Arial"/>
@@ -5554,7 +5554,7 @@
               <w:spacing w:after="10" w:before="0"/>
               <w:ind w:left="120"/>
             </w:pPr>
-            <w:hyperlink w:history="1" r:id="rIdc8pulgzupwkuefp3nnsbm">
+            <w:hyperlink w:history="1" r:id="rId38gwya2m_0s5yt5wnagv8">
               <w:r>
                 <w:rPr>
                   <w:rFonts w:ascii="Arial" w:cs="Arial" w:eastAsia="Arial" w:hAnsi="Arial"/>
@@ -5599,7 +5599,7 @@
             <w:pPr>
               <w:spacing w:after="20" w:before="0"/>
             </w:pPr>
-            <w:hyperlink w:history="1" r:id="rIdmyirpkpwgcgbacvau4p0c">
+            <w:hyperlink w:history="1" r:id="rIdnv_hpfd4zu2tlva4lkynb">
               <w:r>
                 <w:rPr>
                   <w:rFonts w:ascii="Arial" w:cs="Arial" w:eastAsia="Arial" w:hAnsi="Arial"/>
@@ -5648,7 +5648,7 @@
               <w:spacing w:after="10" w:before="0"/>
               <w:ind w:left="120"/>
             </w:pPr>
-            <w:hyperlink w:history="1" r:id="rIdou76vwjb8r1gdgmpabg3r">
+            <w:hyperlink w:history="1" r:id="rIdgcky_1zthuosfepxevdfp">
               <w:r>
                 <w:rPr>
                   <w:rFonts w:ascii="Arial" w:cs="Arial" w:eastAsia="Arial" w:hAnsi="Arial"/>
@@ -6173,7 +6173,7 @@
         </w:rPr>
         <w:t xml:space="preserve">© 2026 SeaVuria and ARES. Aligned with KICD objectives. Developed by SeaVuria; technical implementation by ARES (with AI assistance from Claude). Licensed under </w:t>
       </w:r>
-      <w:hyperlink w:history="1" r:id="rIdz7d2ellwnrveyy6zsarab">
+      <w:hyperlink w:history="1" r:id="rIdhbq_jypqwwtmgxgjbpwgt">
         <w:r>
           <w:rPr>
             <w:rFonts w:ascii="Arial" w:cs="Arial" w:eastAsia="Arial" w:hAnsi="Arial"/>
@@ -6194,7 +6194,7 @@
         </w:rPr>
         <w:t xml:space="preserve"> (</w:t>
       </w:r>
-      <w:hyperlink w:history="1" r:id="rIdopf9ld01cuzkog67rofmw">
+      <w:hyperlink w:history="1" r:id="rIdbbj7chefwl4khhog_-qi6">
         <w:r>
           <w:rPr>
             <w:rFonts w:ascii="Arial" w:cs="Arial" w:eastAsia="Arial" w:hAnsi="Arial"/>
@@ -7234,7 +7234,7 @@
             <w:pPr>
               <w:spacing w:after="20" w:before="0"/>
             </w:pPr>
-            <w:hyperlink w:history="1" r:id="rIdbetlv_epz7yukpmf4mejb">
+            <w:hyperlink w:history="1" r:id="rIdhlan_gmkbu0l4mn7ho36f">
               <w:r>
                 <w:rPr>
                   <w:rFonts w:ascii="Arial" w:cs="Arial" w:eastAsia="Arial" w:hAnsi="Arial"/>
@@ -7267,7 +7267,7 @@
               <w:spacing w:after="10" w:before="0"/>
               <w:ind w:left="120"/>
             </w:pPr>
-            <w:hyperlink w:history="1" r:id="rIddftdeqp64ixwgebgzzmyu">
+            <w:hyperlink w:history="1" r:id="rIdfkqltjxx1_aaal31tgkca">
               <w:r>
                 <w:rPr>
                   <w:rFonts w:ascii="Arial" w:cs="Arial" w:eastAsia="Arial" w:hAnsi="Arial"/>
@@ -7312,7 +7312,7 @@
             <w:pPr>
               <w:spacing w:after="20" w:before="0"/>
             </w:pPr>
-            <w:hyperlink w:history="1" r:id="rIdaa9rcejkbkmpm3ixquoud">
+            <w:hyperlink w:history="1" r:id="rId9edslnvo48h1i6su3eowi">
               <w:r>
                 <w:rPr>
                   <w:rFonts w:ascii="Arial" w:cs="Arial" w:eastAsia="Arial" w:hAnsi="Arial"/>
@@ -7345,7 +7345,7 @@
               <w:spacing w:after="10" w:before="0"/>
               <w:ind w:left="120"/>
             </w:pPr>
-            <w:hyperlink w:history="1" r:id="rIdlf5fje2dyz_q-_5vtom9y">
+            <w:hyperlink w:history="1" r:id="rIdzvmlqsqqgyvrmozcc1lqz">
               <w:r>
                 <w:rPr>
                   <w:rFonts w:ascii="Arial" w:cs="Arial" w:eastAsia="Arial" w:hAnsi="Arial"/>
@@ -7545,7 +7545,7 @@
             <w:pPr>
               <w:spacing w:after="20" w:before="0"/>
             </w:pPr>
-            <w:hyperlink w:history="1" r:id="rIdthqxmn_2j0chicopnc20p">
+            <w:hyperlink w:history="1" r:id="rIdjgooslm7l_caiif9thpca">
               <w:r>
                 <w:rPr>
                   <w:rFonts w:ascii="Arial" w:cs="Arial" w:eastAsia="Arial" w:hAnsi="Arial"/>
@@ -7578,7 +7578,7 @@
               <w:spacing w:after="10" w:before="0"/>
               <w:ind w:left="120"/>
             </w:pPr>
-            <w:hyperlink w:history="1" r:id="rId1ltl9lus2x4geva3td5ly">
+            <w:hyperlink w:history="1" r:id="rIdgwrjfr_ecd3a8mshwp56w">
               <w:r>
                 <w:rPr>
                   <w:rFonts w:ascii="Arial" w:cs="Arial" w:eastAsia="Arial" w:hAnsi="Arial"/>
@@ -7623,7 +7623,7 @@
             <w:pPr>
               <w:spacing w:after="20" w:before="0"/>
             </w:pPr>
-            <w:hyperlink w:history="1" r:id="rId6bip0cx7i95-zki13ekjp">
+            <w:hyperlink w:history="1" r:id="rIdf9m_p0knz29zsts6vqvid">
               <w:r>
                 <w:rPr>
                   <w:rFonts w:ascii="Arial" w:cs="Arial" w:eastAsia="Arial" w:hAnsi="Arial"/>
@@ -7656,7 +7656,7 @@
               <w:spacing w:after="10" w:before="0"/>
               <w:ind w:left="120"/>
             </w:pPr>
-            <w:hyperlink w:history="1" r:id="rIdd7p3oy9etsdimh8te4dca">
+            <w:hyperlink w:history="1" r:id="rIdeukjkj7ifn_bsb6yrnveg">
               <w:r>
                 <w:rPr>
                   <w:rFonts w:ascii="Arial" w:cs="Arial" w:eastAsia="Arial" w:hAnsi="Arial"/>
@@ -7856,7 +7856,7 @@
             <w:pPr>
               <w:spacing w:after="20" w:before="0"/>
             </w:pPr>
-            <w:hyperlink w:history="1" r:id="rIdafrt3a69oosr7-cooocu0">
+            <w:hyperlink w:history="1" r:id="rIdtcxoxuvez-3rvblk05_x3">
               <w:r>
                 <w:rPr>
                   <w:rFonts w:ascii="Arial" w:cs="Arial" w:eastAsia="Arial" w:hAnsi="Arial"/>
@@ -7889,7 +7889,7 @@
               <w:spacing w:after="10" w:before="0"/>
               <w:ind w:left="120"/>
             </w:pPr>
-            <w:hyperlink w:history="1" r:id="rIdtvexfd1gfwoitww-qxn3q">
+            <w:hyperlink w:history="1" r:id="rIdxb-aqlcl55togekykvpzx">
               <w:r>
                 <w:rPr>
                   <w:rFonts w:ascii="Arial" w:cs="Arial" w:eastAsia="Arial" w:hAnsi="Arial"/>
@@ -7934,7 +7934,7 @@
             <w:pPr>
               <w:spacing w:after="20" w:before="0"/>
             </w:pPr>
-            <w:hyperlink w:history="1" r:id="rIdcwgaeqxa8i5xihkrwmeaf">
+            <w:hyperlink w:history="1" r:id="rId4ft6ejxzyk57amj1w-a0x">
               <w:r>
                 <w:rPr>
                   <w:rFonts w:ascii="Arial" w:cs="Arial" w:eastAsia="Arial" w:hAnsi="Arial"/>
@@ -7983,7 +7983,7 @@
               <w:spacing w:after="10" w:before="0"/>
               <w:ind w:left="120"/>
             </w:pPr>
-            <w:hyperlink w:history="1" r:id="rId7qddahr_p_e7mxdr_pbix">
+            <w:hyperlink w:history="1" r:id="rIdy1bfuuu_pak4a47s6_g6b">
               <w:r>
                 <w:rPr>
                   <w:rFonts w:ascii="Arial" w:cs="Arial" w:eastAsia="Arial" w:hAnsi="Arial"/>
@@ -8183,7 +8183,7 @@
             <w:pPr>
               <w:spacing w:after="20" w:before="0"/>
             </w:pPr>
-            <w:hyperlink w:history="1" r:id="rIde5vo-tdgbdtbzc52db0op">
+            <w:hyperlink w:history="1" r:id="rIdmjir87w22grrq__jzxgtz">
               <w:r>
                 <w:rPr>
                   <w:rFonts w:ascii="Arial" w:cs="Arial" w:eastAsia="Arial" w:hAnsi="Arial"/>
@@ -8216,7 +8216,7 @@
               <w:spacing w:after="10" w:before="0"/>
               <w:ind w:left="120"/>
             </w:pPr>
-            <w:hyperlink w:history="1" r:id="rIdmviw5ovjolzrhjqbz7cq3">
+            <w:hyperlink w:history="1" r:id="rIdqjbhat04oka2njcbytq5t">
               <w:r>
                 <w:rPr>
                   <w:rFonts w:ascii="Arial" w:cs="Arial" w:eastAsia="Arial" w:hAnsi="Arial"/>
@@ -8261,7 +8261,7 @@
             <w:pPr>
               <w:spacing w:after="20" w:before="0"/>
             </w:pPr>
-            <w:hyperlink w:history="1" r:id="rIdob4fhcghrnzh8bbwl5su_">
+            <w:hyperlink w:history="1" r:id="rIdqplba_sc_counhqlfxfg8">
               <w:r>
                 <w:rPr>
                   <w:rFonts w:ascii="Arial" w:cs="Arial" w:eastAsia="Arial" w:hAnsi="Arial"/>
@@ -8310,7 +8310,7 @@
               <w:spacing w:after="10" w:before="0"/>
               <w:ind w:left="120"/>
             </w:pPr>
-            <w:hyperlink w:history="1" r:id="rIdiygqasf6nnbbjnqhvek01">
+            <w:hyperlink w:history="1" r:id="rIdmityeisc4op-dpbs-uxng">
               <w:r>
                 <w:rPr>
                   <w:rFonts w:ascii="Arial" w:cs="Arial" w:eastAsia="Arial" w:hAnsi="Arial"/>
@@ -8510,7 +8510,7 @@
             <w:pPr>
               <w:spacing w:after="20" w:before="0"/>
             </w:pPr>
-            <w:hyperlink w:history="1" r:id="rIdrh16o1gwdub9tvsv28kfw">
+            <w:hyperlink w:history="1" r:id="rIdkovtj_f5ozjvielg7vqkf">
               <w:r>
                 <w:rPr>
                   <w:rFonts w:ascii="Arial" w:cs="Arial" w:eastAsia="Arial" w:hAnsi="Arial"/>
@@ -8559,7 +8559,7 @@
               <w:spacing w:after="10" w:before="0"/>
               <w:ind w:left="120"/>
             </w:pPr>
-            <w:hyperlink w:history="1" r:id="rIdvca2_fet3gdbq0qzjm7kr">
+            <w:hyperlink w:history="1" r:id="rIdfejovctgcqp7kzqsxr8ro">
               <w:r>
                 <w:rPr>
                   <w:rFonts w:ascii="Arial" w:cs="Arial" w:eastAsia="Arial" w:hAnsi="Arial"/>
@@ -8604,7 +8604,7 @@
             <w:pPr>
               <w:spacing w:after="20" w:before="0"/>
             </w:pPr>
-            <w:hyperlink w:history="1" r:id="rId7wuf8vwudiezal1vowk1m">
+            <w:hyperlink w:history="1" r:id="rIddhbinv-kj-yitme96orhm">
               <w:r>
                 <w:rPr>
                   <w:rFonts w:ascii="Arial" w:cs="Arial" w:eastAsia="Arial" w:hAnsi="Arial"/>
@@ -8653,7 +8653,7 @@
               <w:spacing w:after="10" w:before="0"/>
               <w:ind w:left="120"/>
             </w:pPr>
-            <w:hyperlink w:history="1" r:id="rId9gk8tjes1ms7lhgxah6mp">
+            <w:hyperlink w:history="1" r:id="rIdawd144hoidkqhhffkrsak">
               <w:r>
                 <w:rPr>
                   <w:rFonts w:ascii="Arial" w:cs="Arial" w:eastAsia="Arial" w:hAnsi="Arial"/>
@@ -9178,7 +9178,7 @@
         </w:rPr>
         <w:t xml:space="preserve">© 2026 SeaVuria and ARES. Aligned with KICD objectives. Developed by SeaVuria; technical implementation by ARES (with AI assistance from Claude). Licensed under </w:t>
       </w:r>
-      <w:hyperlink w:history="1" r:id="rIdxmys64i_mrzdjv3dlwa96">
+      <w:hyperlink w:history="1" r:id="rIdu2t8mkqutuiwkvwmu-swu">
         <w:r>
           <w:rPr>
             <w:rFonts w:ascii="Arial" w:cs="Arial" w:eastAsia="Arial" w:hAnsi="Arial"/>
@@ -9199,7 +9199,7 @@
         </w:rPr>
         <w:t xml:space="preserve"> (</w:t>
       </w:r>
-      <w:hyperlink w:history="1" r:id="rIdxavrixqhgusq2pj-7wlzo">
+      <w:hyperlink w:history="1" r:id="rId5nfu9lpnnoebuexzz8ciu">
         <w:r>
           <w:rPr>
             <w:rFonts w:ascii="Arial" w:cs="Arial" w:eastAsia="Arial" w:hAnsi="Arial"/>
@@ -10239,7 +10239,7 @@
             <w:pPr>
               <w:spacing w:after="20" w:before="0"/>
             </w:pPr>
-            <w:hyperlink w:history="1" r:id="rIdtxrzdmy4oy45fmobwbbqg">
+            <w:hyperlink w:history="1" r:id="rIdc8t399ejucqt2zbz3txd3">
               <w:r>
                 <w:rPr>
                   <w:rFonts w:ascii="Arial" w:cs="Arial" w:eastAsia="Arial" w:hAnsi="Arial"/>
@@ -10272,7 +10272,7 @@
               <w:spacing w:after="10" w:before="0"/>
               <w:ind w:left="120"/>
             </w:pPr>
-            <w:hyperlink w:history="1" r:id="rIda2slk1kaifo4tvmrjir4k">
+            <w:hyperlink w:history="1" r:id="rIds7dcmy4wwr6l9eouq9uei">
               <w:r>
                 <w:rPr>
                   <w:rFonts w:ascii="Arial" w:cs="Arial" w:eastAsia="Arial" w:hAnsi="Arial"/>
@@ -10317,7 +10317,7 @@
             <w:pPr>
               <w:spacing w:after="20" w:before="0"/>
             </w:pPr>
-            <w:hyperlink w:history="1" r:id="rIduhxi6zp6f1mhpsaxmsncr">
+            <w:hyperlink w:history="1" r:id="rId4i5ix5cle6brfckg25a_r">
               <w:r>
                 <w:rPr>
                   <w:rFonts w:ascii="Arial" w:cs="Arial" w:eastAsia="Arial" w:hAnsi="Arial"/>
@@ -10350,7 +10350,7 @@
               <w:spacing w:after="10" w:before="0"/>
               <w:ind w:left="120"/>
             </w:pPr>
-            <w:hyperlink w:history="1" r:id="rId09odhrbbchr8qc6mcdhx4">
+            <w:hyperlink w:history="1" r:id="rIdjy3rfoaqyynuuv_o6c6by">
               <w:r>
                 <w:rPr>
                   <w:rFonts w:ascii="Arial" w:cs="Arial" w:eastAsia="Arial" w:hAnsi="Arial"/>
@@ -10550,7 +10550,7 @@
             <w:pPr>
               <w:spacing w:after="20" w:before="0"/>
             </w:pPr>
-            <w:hyperlink w:history="1" r:id="rIdbkrv1mc-rcr16nah6xpto">
+            <w:hyperlink w:history="1" r:id="rIdbsmnce1dvphkd4dhfsjf7">
               <w:r>
                 <w:rPr>
                   <w:rFonts w:ascii="Arial" w:cs="Arial" w:eastAsia="Arial" w:hAnsi="Arial"/>
@@ -10583,7 +10583,7 @@
               <w:spacing w:after="10" w:before="0"/>
               <w:ind w:left="120"/>
             </w:pPr>
-            <w:hyperlink w:history="1" r:id="rIdidzcnnlk-ephrof3zjmn0">
+            <w:hyperlink w:history="1" r:id="rIdxlixux77hfxlokvpxg_b7">
               <w:r>
                 <w:rPr>
                   <w:rFonts w:ascii="Arial" w:cs="Arial" w:eastAsia="Arial" w:hAnsi="Arial"/>
@@ -10628,7 +10628,7 @@
             <w:pPr>
               <w:spacing w:after="20" w:before="0"/>
             </w:pPr>
-            <w:hyperlink w:history="1" r:id="rIdjcsjb5ex-zfcj5vgyjym8">
+            <w:hyperlink w:history="1" r:id="rIdbgupgkrndojp6qort1hr4">
               <w:r>
                 <w:rPr>
                   <w:rFonts w:ascii="Arial" w:cs="Arial" w:eastAsia="Arial" w:hAnsi="Arial"/>
@@ -10661,7 +10661,7 @@
               <w:spacing w:after="10" w:before="0"/>
               <w:ind w:left="120"/>
             </w:pPr>
-            <w:hyperlink w:history="1" r:id="rIdlgjy708gzshsaklyi4kbx">
+            <w:hyperlink w:history="1" r:id="rIdnzrxusyg7mt3rgrfwzsfp">
               <w:r>
                 <w:rPr>
                   <w:rFonts w:ascii="Arial" w:cs="Arial" w:eastAsia="Arial" w:hAnsi="Arial"/>
@@ -10861,7 +10861,7 @@
             <w:pPr>
               <w:spacing w:after="20" w:before="0"/>
             </w:pPr>
-            <w:hyperlink w:history="1" r:id="rIdaj6sj87_a0gkjwkq-xwj5">
+            <w:hyperlink w:history="1" r:id="rIdw0r35u78wgjlcoqopw9lj">
               <w:r>
                 <w:rPr>
                   <w:rFonts w:ascii="Arial" w:cs="Arial" w:eastAsia="Arial" w:hAnsi="Arial"/>
@@ -10894,7 +10894,7 @@
               <w:spacing w:after="10" w:before="0"/>
               <w:ind w:left="120"/>
             </w:pPr>
-            <w:hyperlink w:history="1" r:id="rIdnveidgunjwz64c1vedvea">
+            <w:hyperlink w:history="1" r:id="rId8ttw7nhw_dcy2unjoupio">
               <w:r>
                 <w:rPr>
                   <w:rFonts w:ascii="Arial" w:cs="Arial" w:eastAsia="Arial" w:hAnsi="Arial"/>
@@ -10939,7 +10939,7 @@
             <w:pPr>
               <w:spacing w:after="20" w:before="0"/>
             </w:pPr>
-            <w:hyperlink w:history="1" r:id="rId50okjqm4-a2vjuiqkvuol">
+            <w:hyperlink w:history="1" r:id="rIdvnzxukjfy0lbcc4_niwij">
               <w:r>
                 <w:rPr>
                   <w:rFonts w:ascii="Arial" w:cs="Arial" w:eastAsia="Arial" w:hAnsi="Arial"/>
@@ -10972,7 +10972,7 @@
               <w:spacing w:after="10" w:before="0"/>
               <w:ind w:left="120"/>
             </w:pPr>
-            <w:hyperlink w:history="1" r:id="rId7fbmdhtas0shbv4z5jdah">
+            <w:hyperlink w:history="1" r:id="rIda0gbec6blwyr8m3kmpcps">
               <w:r>
                 <w:rPr>
                   <w:rFonts w:ascii="Arial" w:cs="Arial" w:eastAsia="Arial" w:hAnsi="Arial"/>
@@ -11172,7 +11172,7 @@
             <w:pPr>
               <w:spacing w:after="20" w:before="0"/>
             </w:pPr>
-            <w:hyperlink w:history="1" r:id="rIdlspb4ta0uyq6v3rvkqjpy">
+            <w:hyperlink w:history="1" r:id="rId2uaojtwdbqinwxq5jss8z">
               <w:r>
                 <w:rPr>
                   <w:rFonts w:ascii="Arial" w:cs="Arial" w:eastAsia="Arial" w:hAnsi="Arial"/>
@@ -11205,7 +11205,7 @@
               <w:spacing w:after="10" w:before="0"/>
               <w:ind w:left="120"/>
             </w:pPr>
-            <w:hyperlink w:history="1" r:id="rIdmgle4n-dfrvk7llfnelw1">
+            <w:hyperlink w:history="1" r:id="rIdcsagndn5xiw-j8-bbzfpv">
               <w:r>
                 <w:rPr>
                   <w:rFonts w:ascii="Arial" w:cs="Arial" w:eastAsia="Arial" w:hAnsi="Arial"/>
@@ -11250,7 +11250,7 @@
             <w:pPr>
               <w:spacing w:after="20" w:before="0"/>
             </w:pPr>
-            <w:hyperlink w:history="1" r:id="rId3t88r43b617bixzh8fnvx">
+            <w:hyperlink w:history="1" r:id="rId4z8dway-ed5ewubq-2huj">
               <w:r>
                 <w:rPr>
                   <w:rFonts w:ascii="Arial" w:cs="Arial" w:eastAsia="Arial" w:hAnsi="Arial"/>
@@ -11283,7 +11283,7 @@
               <w:spacing w:after="10" w:before="0"/>
               <w:ind w:left="120"/>
             </w:pPr>
-            <w:hyperlink w:history="1" r:id="rIdxp7h9d7pwcey9wjtru-bt">
+            <w:hyperlink w:history="1" r:id="rIdponogtxhygrnkspp4tk56">
               <w:r>
                 <w:rPr>
                   <w:rFonts w:ascii="Arial" w:cs="Arial" w:eastAsia="Arial" w:hAnsi="Arial"/>
@@ -11483,7 +11483,7 @@
             <w:pPr>
               <w:spacing w:after="20" w:before="0"/>
             </w:pPr>
-            <w:hyperlink w:history="1" r:id="rId-mtfhrzbmqrxqhamtkf0-">
+            <w:hyperlink w:history="1" r:id="rId0ysnqgihiby2wemtq2irh">
               <w:r>
                 <w:rPr>
                   <w:rFonts w:ascii="Arial" w:cs="Arial" w:eastAsia="Arial" w:hAnsi="Arial"/>
@@ -11532,7 +11532,7 @@
               <w:spacing w:after="10" w:before="0"/>
               <w:ind w:left="120"/>
             </w:pPr>
-            <w:hyperlink w:history="1" r:id="rIdmyp0ixjrykbscsna3_4zr">
+            <w:hyperlink w:history="1" r:id="rIdvh5szad28hyg7k3hlieei">
               <w:r>
                 <w:rPr>
                   <w:rFonts w:ascii="Arial" w:cs="Arial" w:eastAsia="Arial" w:hAnsi="Arial"/>
@@ -11577,7 +11577,7 @@
             <w:pPr>
               <w:spacing w:after="20" w:before="0"/>
             </w:pPr>
-            <w:hyperlink w:history="1" r:id="rId0kdgl4cg2ft7corcumt6i">
+            <w:hyperlink w:history="1" r:id="rIdukieniciczyjqbmuyvjkc">
               <w:r>
                 <w:rPr>
                   <w:rFonts w:ascii="Arial" w:cs="Arial" w:eastAsia="Arial" w:hAnsi="Arial"/>
@@ -11610,7 +11610,7 @@
               <w:spacing w:after="10" w:before="0"/>
               <w:ind w:left="120"/>
             </w:pPr>
-            <w:hyperlink w:history="1" r:id="rIduo_nwt9awwxwwudnhex02">
+            <w:hyperlink w:history="1" r:id="rIdz0vrac2pgrid_js6fyma6">
               <w:r>
                 <w:rPr>
                   <w:rFonts w:ascii="Arial" w:cs="Arial" w:eastAsia="Arial" w:hAnsi="Arial"/>
@@ -12135,7 +12135,7 @@
         </w:rPr>
         <w:t xml:space="preserve">© 2026 SeaVuria and ARES. Aligned with KICD objectives. Developed by SeaVuria; technical implementation by ARES (with AI assistance from Claude). Licensed under </w:t>
       </w:r>
-      <w:hyperlink w:history="1" r:id="rIdbhlzhdpzvu_rsqxrlm8dt">
+      <w:hyperlink w:history="1" r:id="rIdenwslkshyvav1zspduhg-">
         <w:r>
           <w:rPr>
             <w:rFonts w:ascii="Arial" w:cs="Arial" w:eastAsia="Arial" w:hAnsi="Arial"/>
@@ -12156,7 +12156,7 @@
         </w:rPr>
         <w:t xml:space="preserve"> (</w:t>
       </w:r>
-      <w:hyperlink w:history="1" r:id="rIdyw6zlsoptvuaglmunokua">
+      <w:hyperlink w:history="1" r:id="rIdswrfrime9grabyydprnx_">
         <w:r>
           <w:rPr>
             <w:rFonts w:ascii="Arial" w:cs="Arial" w:eastAsia="Arial" w:hAnsi="Arial"/>
@@ -13196,7 +13196,7 @@
             <w:pPr>
               <w:spacing w:after="20" w:before="0"/>
             </w:pPr>
-            <w:hyperlink w:history="1" r:id="rIdduw8j46qtait_v8dqzh2e">
+            <w:hyperlink w:history="1" r:id="rIdgzb-dcqih2opaw4zzduzr">
               <w:r>
                 <w:rPr>
                   <w:rFonts w:ascii="Arial" w:cs="Arial" w:eastAsia="Arial" w:hAnsi="Arial"/>
@@ -13229,7 +13229,7 @@
               <w:spacing w:after="10" w:before="0"/>
               <w:ind w:left="120"/>
             </w:pPr>
-            <w:hyperlink w:history="1" r:id="rIdzpckjmeegiweulyiv4huf">
+            <w:hyperlink w:history="1" r:id="rIdxz_k5dwt5f0aiwbljhlzc">
               <w:r>
                 <w:rPr>
                   <w:rFonts w:ascii="Arial" w:cs="Arial" w:eastAsia="Arial" w:hAnsi="Arial"/>
@@ -13274,7 +13274,7 @@
             <w:pPr>
               <w:spacing w:after="20" w:before="0"/>
             </w:pPr>
-            <w:hyperlink w:history="1" r:id="rIdd2olpb3siosr4vyrsv-ge">
+            <w:hyperlink w:history="1" r:id="rIdeeu7k4xpq8z7i0blisjsc">
               <w:r>
                 <w:rPr>
                   <w:rFonts w:ascii="Arial" w:cs="Arial" w:eastAsia="Arial" w:hAnsi="Arial"/>
@@ -13307,7 +13307,7 @@
               <w:spacing w:after="10" w:before="0"/>
               <w:ind w:left="120"/>
             </w:pPr>
-            <w:hyperlink w:history="1" r:id="rId2_nonagj1eoyah22nhuvl">
+            <w:hyperlink w:history="1" r:id="rIdbn095wkhzhl8e5t2vdg4z">
               <w:r>
                 <w:rPr>
                   <w:rFonts w:ascii="Arial" w:cs="Arial" w:eastAsia="Arial" w:hAnsi="Arial"/>
@@ -13507,7 +13507,7 @@
             <w:pPr>
               <w:spacing w:after="20" w:before="0"/>
             </w:pPr>
-            <w:hyperlink w:history="1" r:id="rIdpzjs4_75rtfuphzlmih1y">
+            <w:hyperlink w:history="1" r:id="rIdkoecaprzehsingvemgfy6">
               <w:r>
                 <w:rPr>
                   <w:rFonts w:ascii="Arial" w:cs="Arial" w:eastAsia="Arial" w:hAnsi="Arial"/>
@@ -13540,7 +13540,7 @@
               <w:spacing w:after="10" w:before="0"/>
               <w:ind w:left="120"/>
             </w:pPr>
-            <w:hyperlink w:history="1" r:id="rIdnrim-pnbdiwlqvehvxxcz">
+            <w:hyperlink w:history="1" r:id="rIdw45gnbevjmw0xk1ldgojq">
               <w:r>
                 <w:rPr>
                   <w:rFonts w:ascii="Arial" w:cs="Arial" w:eastAsia="Arial" w:hAnsi="Arial"/>
@@ -13585,7 +13585,7 @@
             <w:pPr>
               <w:spacing w:after="20" w:before="0"/>
             </w:pPr>
-            <w:hyperlink w:history="1" r:id="rIddnzuoqqmq_f1t3zni7tya">
+            <w:hyperlink w:history="1" r:id="rIdr_oh1ibu3oour8whp-ht1">
               <w:r>
                 <w:rPr>
                   <w:rFonts w:ascii="Arial" w:cs="Arial" w:eastAsia="Arial" w:hAnsi="Arial"/>
@@ -13618,7 +13618,7 @@
               <w:spacing w:after="10" w:before="0"/>
               <w:ind w:left="120"/>
             </w:pPr>
-            <w:hyperlink w:history="1" r:id="rIdrs8-xxbp4iqu0znqsjlhh">
+            <w:hyperlink w:history="1" r:id="rIdovkulrjn6mvrn7hhrwuid">
               <w:r>
                 <w:rPr>
                   <w:rFonts w:ascii="Arial" w:cs="Arial" w:eastAsia="Arial" w:hAnsi="Arial"/>
@@ -13818,7 +13818,7 @@
             <w:pPr>
               <w:spacing w:after="20" w:before="0"/>
             </w:pPr>
-            <w:hyperlink w:history="1" r:id="rIdlakjai_apd1fqqzwzqo3f">
+            <w:hyperlink w:history="1" r:id="rIdkjr5h3wtmvj_0buyxvqlr">
               <w:r>
                 <w:rPr>
                   <w:rFonts w:ascii="Arial" w:cs="Arial" w:eastAsia="Arial" w:hAnsi="Arial"/>
@@ -13867,7 +13867,7 @@
               <w:spacing w:after="10" w:before="0"/>
               <w:ind w:left="120"/>
             </w:pPr>
-            <w:hyperlink w:history="1" r:id="rIdtcbv4qmmwua2qucxgxlaz">
+            <w:hyperlink w:history="1" r:id="rId-2dwvrsk5fc1swli2puz9">
               <w:r>
                 <w:rPr>
                   <w:rFonts w:ascii="Arial" w:cs="Arial" w:eastAsia="Arial" w:hAnsi="Arial"/>
@@ -13912,7 +13912,7 @@
             <w:pPr>
               <w:spacing w:after="20" w:before="0"/>
             </w:pPr>
-            <w:hyperlink w:history="1" r:id="rIdipoq5bl8g15jawglv2o65">
+            <w:hyperlink w:history="1" r:id="rId9bownkaudd5t_p517kup1">
               <w:r>
                 <w:rPr>
                   <w:rFonts w:ascii="Arial" w:cs="Arial" w:eastAsia="Arial" w:hAnsi="Arial"/>
@@ -13945,7 +13945,7 @@
               <w:spacing w:after="10" w:before="0"/>
               <w:ind w:left="120"/>
             </w:pPr>
-            <w:hyperlink w:history="1" r:id="rIdjz3654mwae4a7izgwovro">
+            <w:hyperlink w:history="1" r:id="rIdnfah_zjhyy01u0jw4-t-8">
               <w:r>
                 <w:rPr>
                   <w:rFonts w:ascii="Arial" w:cs="Arial" w:eastAsia="Arial" w:hAnsi="Arial"/>
@@ -14145,7 +14145,7 @@
             <w:pPr>
               <w:spacing w:after="20" w:before="0"/>
             </w:pPr>
-            <w:hyperlink w:history="1" r:id="rId5rokoymva5quodcxeve_x">
+            <w:hyperlink w:history="1" r:id="rIdai0jstyw6nbgx_mhnjums">
               <w:r>
                 <w:rPr>
                   <w:rFonts w:ascii="Arial" w:cs="Arial" w:eastAsia="Arial" w:hAnsi="Arial"/>
@@ -14194,7 +14194,7 @@
               <w:spacing w:after="10" w:before="0"/>
               <w:ind w:left="120"/>
             </w:pPr>
-            <w:hyperlink w:history="1" r:id="rId5qzb9hjhafb9w8-irvteo">
+            <w:hyperlink w:history="1" r:id="rIdkmhln6qyhjiatwxp_9n_p">
               <w:r>
                 <w:rPr>
                   <w:rFonts w:ascii="Arial" w:cs="Arial" w:eastAsia="Arial" w:hAnsi="Arial"/>
@@ -14239,7 +14239,7 @@
             <w:pPr>
               <w:spacing w:after="20" w:before="0"/>
             </w:pPr>
-            <w:hyperlink w:history="1" r:id="rId3mcqbkr-lefhkovvozidz">
+            <w:hyperlink w:history="1" r:id="rIdjsy4jy-bsgrwubkmj-3fw">
               <w:r>
                 <w:rPr>
                   <w:rFonts w:ascii="Arial" w:cs="Arial" w:eastAsia="Arial" w:hAnsi="Arial"/>
@@ -14272,7 +14272,7 @@
               <w:spacing w:after="10" w:before="0"/>
               <w:ind w:left="120"/>
             </w:pPr>
-            <w:hyperlink w:history="1" r:id="rIdnpakt0on7gykizmo4iqmq">
+            <w:hyperlink w:history="1" r:id="rIdmnyojjha0hp-d5vco-dug">
               <w:r>
                 <w:rPr>
                   <w:rFonts w:ascii="Arial" w:cs="Arial" w:eastAsia="Arial" w:hAnsi="Arial"/>
@@ -14472,7 +14472,7 @@
             <w:pPr>
               <w:spacing w:after="20" w:before="0"/>
             </w:pPr>
-            <w:hyperlink w:history="1" r:id="rIdyirruj7md2njevkj9tzln">
+            <w:hyperlink w:history="1" r:id="rIdazl75l0ei2kffpleizv5q">
               <w:r>
                 <w:rPr>
                   <w:rFonts w:ascii="Arial" w:cs="Arial" w:eastAsia="Arial" w:hAnsi="Arial"/>
@@ -14521,7 +14521,7 @@
               <w:spacing w:after="10" w:before="0"/>
               <w:ind w:left="120"/>
             </w:pPr>
-            <w:hyperlink w:history="1" r:id="rIdp7q4irx10xyrth-vz9fty">
+            <w:hyperlink w:history="1" r:id="rIdjgipmndu1mt9vn12dhzpg">
               <w:r>
                 <w:rPr>
                   <w:rFonts w:ascii="Arial" w:cs="Arial" w:eastAsia="Arial" w:hAnsi="Arial"/>
@@ -14566,7 +14566,7 @@
             <w:pPr>
               <w:spacing w:after="20" w:before="0"/>
             </w:pPr>
-            <w:hyperlink w:history="1" r:id="rId3sybpoz_s6lfy4tqxxeqf">
+            <w:hyperlink w:history="1" r:id="rId4nve9okliwwwxzcfxw2hd">
               <w:r>
                 <w:rPr>
                   <w:rFonts w:ascii="Arial" w:cs="Arial" w:eastAsia="Arial" w:hAnsi="Arial"/>
@@ -14599,7 +14599,7 @@
               <w:spacing w:after="10" w:before="0"/>
               <w:ind w:left="120"/>
             </w:pPr>
-            <w:hyperlink w:history="1" r:id="rIdwnvtgu-b9y6fyc0wdumcz">
+            <w:hyperlink w:history="1" r:id="rIdqyl7xeouuqbxu4eilpd4w">
               <w:r>
                 <w:rPr>
                   <w:rFonts w:ascii="Arial" w:cs="Arial" w:eastAsia="Arial" w:hAnsi="Arial"/>
@@ -15124,7 +15124,7 @@
         </w:rPr>
         <w:t xml:space="preserve">© 2026 SeaVuria and ARES. Aligned with KICD objectives. Developed by SeaVuria; technical implementation by ARES (with AI assistance from Claude). Licensed under </w:t>
       </w:r>
-      <w:hyperlink w:history="1" r:id="rIdt8aqazf4a5t1lpbs5oh3l">
+      <w:hyperlink w:history="1" r:id="rId-s2humhytxrcuwkwq7wln">
         <w:r>
           <w:rPr>
             <w:rFonts w:ascii="Arial" w:cs="Arial" w:eastAsia="Arial" w:hAnsi="Arial"/>
@@ -15145,7 +15145,7 @@
         </w:rPr>
         <w:t xml:space="preserve"> (</w:t>
       </w:r>
-      <w:hyperlink w:history="1" r:id="rId_-ratsvcacjwvxka_g3jh">
+      <w:hyperlink w:history="1" r:id="rIdoc3ynui0p4ysggixekmhn">
         <w:r>
           <w:rPr>
             <w:rFonts w:ascii="Arial" w:cs="Arial" w:eastAsia="Arial" w:hAnsi="Arial"/>
@@ -16185,7 +16185,7 @@
             <w:pPr>
               <w:spacing w:after="20" w:before="0"/>
             </w:pPr>
-            <w:hyperlink w:history="1" r:id="rIdwz5csbl3uelet3ux_jtg6">
+            <w:hyperlink w:history="1" r:id="rIde2bgk_3no5snz_sucgchd">
               <w:r>
                 <w:rPr>
                   <w:rFonts w:ascii="Arial" w:cs="Arial" w:eastAsia="Arial" w:hAnsi="Arial"/>
@@ -16218,7 +16218,7 @@
               <w:spacing w:after="10" w:before="0"/>
               <w:ind w:left="120"/>
             </w:pPr>
-            <w:hyperlink w:history="1" r:id="rId7lsqajc-wcmqq4xkmlxox">
+            <w:hyperlink w:history="1" r:id="rIdtaki1jis28tlblque-br_">
               <w:r>
                 <w:rPr>
                   <w:rFonts w:ascii="Arial" w:cs="Arial" w:eastAsia="Arial" w:hAnsi="Arial"/>
@@ -16263,7 +16263,7 @@
             <w:pPr>
               <w:spacing w:after="20" w:before="0"/>
             </w:pPr>
-            <w:hyperlink w:history="1" r:id="rIdmrq-xcwbfykjhqzzixaqd">
+            <w:hyperlink w:history="1" r:id="rId5vhnxiiwqxoro3uphe0sc">
               <w:r>
                 <w:rPr>
                   <w:rFonts w:ascii="Arial" w:cs="Arial" w:eastAsia="Arial" w:hAnsi="Arial"/>
@@ -16296,7 +16296,7 @@
               <w:spacing w:after="10" w:before="0"/>
               <w:ind w:left="120"/>
             </w:pPr>
-            <w:hyperlink w:history="1" r:id="rIdyzkhvotreup8shx1hfqwu">
+            <w:hyperlink w:history="1" r:id="rIdcwghmtsdopzsii_pfzqfp">
               <w:r>
                 <w:rPr>
                   <w:rFonts w:ascii="Arial" w:cs="Arial" w:eastAsia="Arial" w:hAnsi="Arial"/>
@@ -16496,7 +16496,7 @@
             <w:pPr>
               <w:spacing w:after="20" w:before="0"/>
             </w:pPr>
-            <w:hyperlink w:history="1" r:id="rIdzg6wj5gnaembxlsxgrjdj">
+            <w:hyperlink w:history="1" r:id="rIdps8qkhx5qy3nbem0cmgus">
               <w:r>
                 <w:rPr>
                   <w:rFonts w:ascii="Arial" w:cs="Arial" w:eastAsia="Arial" w:hAnsi="Arial"/>
@@ -16529,7 +16529,7 @@
               <w:spacing w:after="10" w:before="0"/>
               <w:ind w:left="120"/>
             </w:pPr>
-            <w:hyperlink w:history="1" r:id="rIdzllv477kyot-dzvtvhzzz">
+            <w:hyperlink w:history="1" r:id="rIdhpgjxbtvne7d2ttbl9kuq">
               <w:r>
                 <w:rPr>
                   <w:rFonts w:ascii="Arial" w:cs="Arial" w:eastAsia="Arial" w:hAnsi="Arial"/>
@@ -16574,7 +16574,7 @@
             <w:pPr>
               <w:spacing w:after="20" w:before="0"/>
             </w:pPr>
-            <w:hyperlink w:history="1" r:id="rIddbbpqcleak1lb3omiuiir">
+            <w:hyperlink w:history="1" r:id="rIdlnyodxwb7md5vq8qo5g0v">
               <w:r>
                 <w:rPr>
                   <w:rFonts w:ascii="Arial" w:cs="Arial" w:eastAsia="Arial" w:hAnsi="Arial"/>
@@ -16607,7 +16607,7 @@
               <w:spacing w:after="10" w:before="0"/>
               <w:ind w:left="120"/>
             </w:pPr>
-            <w:hyperlink w:history="1" r:id="rIdo5d-jnzahsqt0wcagcw1n">
+            <w:hyperlink w:history="1" r:id="rIde9mqpiokxuolay9dq0paf">
               <w:r>
                 <w:rPr>
                   <w:rFonts w:ascii="Arial" w:cs="Arial" w:eastAsia="Arial" w:hAnsi="Arial"/>
@@ -16807,7 +16807,7 @@
             <w:pPr>
               <w:spacing w:after="20" w:before="0"/>
             </w:pPr>
-            <w:hyperlink w:history="1" r:id="rIdi93fu69arrnrdicsi37mj">
+            <w:hyperlink w:history="1" r:id="rIddzb3rwuozvd-sioholx9k">
               <w:r>
                 <w:rPr>
                   <w:rFonts w:ascii="Arial" w:cs="Arial" w:eastAsia="Arial" w:hAnsi="Arial"/>
@@ -16840,7 +16840,7 @@
               <w:spacing w:after="10" w:before="0"/>
               <w:ind w:left="120"/>
             </w:pPr>
-            <w:hyperlink w:history="1" r:id="rId6odrdixjtpboqv3eb7ufp">
+            <w:hyperlink w:history="1" r:id="rIdrvonz4mkht-0gpuh3n91m">
               <w:r>
                 <w:rPr>
                   <w:rFonts w:ascii="Arial" w:cs="Arial" w:eastAsia="Arial" w:hAnsi="Arial"/>
@@ -16885,7 +16885,7 @@
             <w:pPr>
               <w:spacing w:after="20" w:before="0"/>
             </w:pPr>
-            <w:hyperlink w:history="1" r:id="rIdyf1f08jogmqkjk9djlwoo">
+            <w:hyperlink w:history="1" r:id="rIdyz07ehmhuz80huwdkl3qz">
               <w:r>
                 <w:rPr>
                   <w:rFonts w:ascii="Arial" w:cs="Arial" w:eastAsia="Arial" w:hAnsi="Arial"/>
@@ -16918,7 +16918,7 @@
               <w:spacing w:after="10" w:before="0"/>
               <w:ind w:left="120"/>
             </w:pPr>
-            <w:hyperlink w:history="1" r:id="rIdeyx_8utv6-mtla0oivp5-">
+            <w:hyperlink w:history="1" r:id="rIdzlvreqgglnaqfhgi2avow">
               <w:r>
                 <w:rPr>
                   <w:rFonts w:ascii="Arial" w:cs="Arial" w:eastAsia="Arial" w:hAnsi="Arial"/>
@@ -17118,7 +17118,7 @@
             <w:pPr>
               <w:spacing w:after="20" w:before="0"/>
             </w:pPr>
-            <w:hyperlink w:history="1" r:id="rIdrdehwypcxijghuhgnz5ei">
+            <w:hyperlink w:history="1" r:id="rIdp8lze4daxzr--9td-iill">
               <w:r>
                 <w:rPr>
                   <w:rFonts w:ascii="Arial" w:cs="Arial" w:eastAsia="Arial" w:hAnsi="Arial"/>
@@ -17151,7 +17151,7 @@
               <w:spacing w:after="10" w:before="0"/>
               <w:ind w:left="120"/>
             </w:pPr>
-            <w:hyperlink w:history="1" r:id="rIdblar6tqao_h5gs3nxvtdu">
+            <w:hyperlink w:history="1" r:id="rIdamr3ilo610-rsflb30fdp">
               <w:r>
                 <w:rPr>
                   <w:rFonts w:ascii="Arial" w:cs="Arial" w:eastAsia="Arial" w:hAnsi="Arial"/>
@@ -17196,7 +17196,7 @@
             <w:pPr>
               <w:spacing w:after="20" w:before="0"/>
             </w:pPr>
-            <w:hyperlink w:history="1" r:id="rIdojf5xg4bhdk7zbquupzyw">
+            <w:hyperlink w:history="1" r:id="rIdtznjv0jruxrhwbzosua0v">
               <w:r>
                 <w:rPr>
                   <w:rFonts w:ascii="Arial" w:cs="Arial" w:eastAsia="Arial" w:hAnsi="Arial"/>
@@ -17229,7 +17229,7 @@
               <w:spacing w:after="10" w:before="0"/>
               <w:ind w:left="120"/>
             </w:pPr>
-            <w:hyperlink w:history="1" r:id="rIdbnbj9igy-yisziyei_yoz">
+            <w:hyperlink w:history="1" r:id="rIdswi8fkrglzbulttka592g">
               <w:r>
                 <w:rPr>
                   <w:rFonts w:ascii="Arial" w:cs="Arial" w:eastAsia="Arial" w:hAnsi="Arial"/>
@@ -17429,7 +17429,7 @@
             <w:pPr>
               <w:spacing w:after="20" w:before="0"/>
             </w:pPr>
-            <w:hyperlink w:history="1" r:id="rId0uxswqyhpkhqceukdfyul">
+            <w:hyperlink w:history="1" r:id="rIds_xfqszscrcidtm98fy0p">
               <w:r>
                 <w:rPr>
                   <w:rFonts w:ascii="Arial" w:cs="Arial" w:eastAsia="Arial" w:hAnsi="Arial"/>
@@ -17462,7 +17462,7 @@
               <w:spacing w:after="10" w:before="0"/>
               <w:ind w:left="120"/>
             </w:pPr>
-            <w:hyperlink w:history="1" r:id="rId3pnbbm8tmjdofrhfh577y">
+            <w:hyperlink w:history="1" r:id="rIdkmj7iiemvyzhibraor4mr">
               <w:r>
                 <w:rPr>
                   <w:rFonts w:ascii="Arial" w:cs="Arial" w:eastAsia="Arial" w:hAnsi="Arial"/>
@@ -17507,7 +17507,7 @@
             <w:pPr>
               <w:spacing w:after="20" w:before="0"/>
             </w:pPr>
-            <w:hyperlink w:history="1" r:id="rIdrsxdxtwhiio4br7qbprmh">
+            <w:hyperlink w:history="1" r:id="rIduv5b31veqm3g1stsxlcyl">
               <w:r>
                 <w:rPr>
                   <w:rFonts w:ascii="Arial" w:cs="Arial" w:eastAsia="Arial" w:hAnsi="Arial"/>
@@ -17540,7 +17540,7 @@
               <w:spacing w:after="10" w:before="0"/>
               <w:ind w:left="120"/>
             </w:pPr>
-            <w:hyperlink w:history="1" r:id="rIdmmimli-es1dq95s_qrp_p">
+            <w:hyperlink w:history="1" r:id="rId5rytluoq2rnl9gslqshm0">
               <w:r>
                 <w:rPr>
                   <w:rFonts w:ascii="Arial" w:cs="Arial" w:eastAsia="Arial" w:hAnsi="Arial"/>
@@ -18065,7 +18065,7 @@
         </w:rPr>
         <w:t xml:space="preserve">© 2026 SeaVuria and ARES. Aligned with KICD objectives. Developed by SeaVuria; technical implementation by ARES (with AI assistance from Claude). Licensed under </w:t>
       </w:r>
-      <w:hyperlink w:history="1" r:id="rIdreg4_kvi6clphuvtgfyww">
+      <w:hyperlink w:history="1" r:id="rIddassrt1yehgmv_ky85o7-">
         <w:r>
           <w:rPr>
             <w:rFonts w:ascii="Arial" w:cs="Arial" w:eastAsia="Arial" w:hAnsi="Arial"/>
@@ -18086,7 +18086,7 @@
         </w:rPr>
         <w:t xml:space="preserve"> (</w:t>
       </w:r>
-      <w:hyperlink w:history="1" r:id="rId_d7fa1qac0qzw-roofmpo">
+      <w:hyperlink w:history="1" r:id="rIdlcxpzynakov79hyqofinr">
         <w:r>
           <w:rPr>
             <w:rFonts w:ascii="Arial" w:cs="Arial" w:eastAsia="Arial" w:hAnsi="Arial"/>
@@ -19126,7 +19126,7 @@
             <w:pPr>
               <w:spacing w:after="20" w:before="0"/>
             </w:pPr>
-            <w:hyperlink w:history="1" r:id="rIdxd5fmoui039fqtqy2sszc">
+            <w:hyperlink w:history="1" r:id="rIdcrai5-dddbc7swbm3czkc">
               <w:r>
                 <w:rPr>
                   <w:rFonts w:ascii="Arial" w:cs="Arial" w:eastAsia="Arial" w:hAnsi="Arial"/>
@@ -19159,7 +19159,7 @@
               <w:spacing w:after="10" w:before="0"/>
               <w:ind w:left="120"/>
             </w:pPr>
-            <w:hyperlink w:history="1" r:id="rIdvc6x0fjbn5arxll1eduwa">
+            <w:hyperlink w:history="1" r:id="rIdji8ztncwcndpesfbb4ues">
               <w:r>
                 <w:rPr>
                   <w:rFonts w:ascii="Arial" w:cs="Arial" w:eastAsia="Arial" w:hAnsi="Arial"/>
@@ -19204,7 +19204,7 @@
             <w:pPr>
               <w:spacing w:after="20" w:before="0"/>
             </w:pPr>
-            <w:hyperlink w:history="1" r:id="rIdemeqygubvh8l0km38hnbh">
+            <w:hyperlink w:history="1" r:id="rIdubmehk0x3sjd2c5vfpf-k">
               <w:r>
                 <w:rPr>
                   <w:rFonts w:ascii="Arial" w:cs="Arial" w:eastAsia="Arial" w:hAnsi="Arial"/>
@@ -19237,7 +19237,7 @@
               <w:spacing w:after="10" w:before="0"/>
               <w:ind w:left="120"/>
             </w:pPr>
-            <w:hyperlink w:history="1" r:id="rIdjp9cleawh43vnb1h-gndm">
+            <w:hyperlink w:history="1" r:id="rIdkwuo_boxoxyr6no0qk-o4">
               <w:r>
                 <w:rPr>
                   <w:rFonts w:ascii="Arial" w:cs="Arial" w:eastAsia="Arial" w:hAnsi="Arial"/>
@@ -19437,7 +19437,7 @@
             <w:pPr>
               <w:spacing w:after="20" w:before="0"/>
             </w:pPr>
-            <w:hyperlink w:history="1" r:id="rIdxwabug9gaakantkt6r36i">
+            <w:hyperlink w:history="1" r:id="rIdjjztqr-nmo65u8odcpago">
               <w:r>
                 <w:rPr>
                   <w:rFonts w:ascii="Arial" w:cs="Arial" w:eastAsia="Arial" w:hAnsi="Arial"/>
@@ -19470,7 +19470,7 @@
               <w:spacing w:after="10" w:before="0"/>
               <w:ind w:left="120"/>
             </w:pPr>
-            <w:hyperlink w:history="1" r:id="rIdnwikkgbctdmsurlgqgibr">
+            <w:hyperlink w:history="1" r:id="rIdumrehda_f7234ynqddhqd">
               <w:r>
                 <w:rPr>
                   <w:rFonts w:ascii="Arial" w:cs="Arial" w:eastAsia="Arial" w:hAnsi="Arial"/>
@@ -19515,7 +19515,7 @@
             <w:pPr>
               <w:spacing w:after="20" w:before="0"/>
             </w:pPr>
-            <w:hyperlink w:history="1" r:id="rId2kl7p3yymxpvfrqvsswip">
+            <w:hyperlink w:history="1" r:id="rIdbsrm1upey-ppyj6cuwl8j">
               <w:r>
                 <w:rPr>
                   <w:rFonts w:ascii="Arial" w:cs="Arial" w:eastAsia="Arial" w:hAnsi="Arial"/>
@@ -19548,7 +19548,7 @@
               <w:spacing w:after="10" w:before="0"/>
               <w:ind w:left="120"/>
             </w:pPr>
-            <w:hyperlink w:history="1" r:id="rIdhfwdhpnsrhjj1tnbg_yr5">
+            <w:hyperlink w:history="1" r:id="rIdiscxdwbxafhux84zgimpn">
               <w:r>
                 <w:rPr>
                   <w:rFonts w:ascii="Arial" w:cs="Arial" w:eastAsia="Arial" w:hAnsi="Arial"/>
@@ -19748,7 +19748,7 @@
             <w:pPr>
               <w:spacing w:after="20" w:before="0"/>
             </w:pPr>
-            <w:hyperlink w:history="1" r:id="rIdulkcqc--tzffj4ne5z-y_">
+            <w:hyperlink w:history="1" r:id="rId-v7jvo6wpgmfk8wpiqo5l">
               <w:r>
                 <w:rPr>
                   <w:rFonts w:ascii="Arial" w:cs="Arial" w:eastAsia="Arial" w:hAnsi="Arial"/>
@@ -19781,7 +19781,7 @@
               <w:spacing w:after="10" w:before="0"/>
               <w:ind w:left="120"/>
             </w:pPr>
-            <w:hyperlink w:history="1" r:id="rIdpckmjvc3io9fypgoxbhfe">
+            <w:hyperlink w:history="1" r:id="rId08eyjpo7qq697tnmd7tnf">
               <w:r>
                 <w:rPr>
                   <w:rFonts w:ascii="Arial" w:cs="Arial" w:eastAsia="Arial" w:hAnsi="Arial"/>
@@ -19826,7 +19826,7 @@
             <w:pPr>
               <w:spacing w:after="20" w:before="0"/>
             </w:pPr>
-            <w:hyperlink w:history="1" r:id="rIdulxggbtwgjg_7_hf26gdg">
+            <w:hyperlink w:history="1" r:id="rIdmdslry6pyh8i6zv9n5mgl">
               <w:r>
                 <w:rPr>
                   <w:rFonts w:ascii="Arial" w:cs="Arial" w:eastAsia="Arial" w:hAnsi="Arial"/>
@@ -19875,7 +19875,7 @@
               <w:spacing w:after="10" w:before="0"/>
               <w:ind w:left="120"/>
             </w:pPr>
-            <w:hyperlink w:history="1" r:id="rIdddkjx98gxy93qbosics18">
+            <w:hyperlink w:history="1" r:id="rId_ablnxa3zonr4nps4p-36">
               <w:r>
                 <w:rPr>
                   <w:rFonts w:ascii="Arial" w:cs="Arial" w:eastAsia="Arial" w:hAnsi="Arial"/>
@@ -20075,7 +20075,7 @@
             <w:pPr>
               <w:spacing w:after="20" w:before="0"/>
             </w:pPr>
-            <w:hyperlink w:history="1" r:id="rId7iljp8-oju3mdu9u7d4vn">
+            <w:hyperlink w:history="1" r:id="rIdkdxik67vv8piacwxjj2fp">
               <w:r>
                 <w:rPr>
                   <w:rFonts w:ascii="Arial" w:cs="Arial" w:eastAsia="Arial" w:hAnsi="Arial"/>
@@ -20108,7 +20108,7 @@
               <w:spacing w:after="10" w:before="0"/>
               <w:ind w:left="120"/>
             </w:pPr>
-            <w:hyperlink w:history="1" r:id="rIdhkv56wv4_1wywqtqpegwm">
+            <w:hyperlink w:history="1" r:id="rIdcod2icpnwakf0zxlfodsx">
               <w:r>
                 <w:rPr>
                   <w:rFonts w:ascii="Arial" w:cs="Arial" w:eastAsia="Arial" w:hAnsi="Arial"/>
@@ -20153,7 +20153,7 @@
             <w:pPr>
               <w:spacing w:after="20" w:before="0"/>
             </w:pPr>
-            <w:hyperlink w:history="1" r:id="rId4rzr_fnm2_3dopso5tckc">
+            <w:hyperlink w:history="1" r:id="rIde8ywn2u4mokkvhxi6jexh">
               <w:r>
                 <w:rPr>
                   <w:rFonts w:ascii="Arial" w:cs="Arial" w:eastAsia="Arial" w:hAnsi="Arial"/>
@@ -20202,7 +20202,7 @@
               <w:spacing w:after="10" w:before="0"/>
               <w:ind w:left="120"/>
             </w:pPr>
-            <w:hyperlink w:history="1" r:id="rIdjfto9xntui1bjdddhz5ql">
+            <w:hyperlink w:history="1" r:id="rIdblkjd4utnaiok6_jzohp4">
               <w:r>
                 <w:rPr>
                   <w:rFonts w:ascii="Arial" w:cs="Arial" w:eastAsia="Arial" w:hAnsi="Arial"/>
@@ -20402,7 +20402,7 @@
             <w:pPr>
               <w:spacing w:after="20" w:before="0"/>
             </w:pPr>
-            <w:hyperlink w:history="1" r:id="rIdhvallnot2x-mvwioef215">
+            <w:hyperlink w:history="1" r:id="rIdvvt4bxrthdbuodmur_sxt">
               <w:r>
                 <w:rPr>
                   <w:rFonts w:ascii="Arial" w:cs="Arial" w:eastAsia="Arial" w:hAnsi="Arial"/>
@@ -20435,7 +20435,7 @@
               <w:spacing w:after="10" w:before="0"/>
               <w:ind w:left="120"/>
             </w:pPr>
-            <w:hyperlink w:history="1" r:id="rIdqeb3c6qpmlswicehuxojb">
+            <w:hyperlink w:history="1" r:id="rId5lvl8v6nsjiqf_qoqyker">
               <w:r>
                 <w:rPr>
                   <w:rFonts w:ascii="Arial" w:cs="Arial" w:eastAsia="Arial" w:hAnsi="Arial"/>
@@ -20480,7 +20480,7 @@
             <w:pPr>
               <w:spacing w:after="20" w:before="0"/>
             </w:pPr>
-            <w:hyperlink w:history="1" r:id="rIdwtwundmap6rh1gnyg8rtg">
+            <w:hyperlink w:history="1" r:id="rIddykvgpfvouwfeztccnga7">
               <w:r>
                 <w:rPr>
                   <w:rFonts w:ascii="Arial" w:cs="Arial" w:eastAsia="Arial" w:hAnsi="Arial"/>
@@ -20529,7 +20529,7 @@
               <w:spacing w:after="10" w:before="0"/>
               <w:ind w:left="120"/>
             </w:pPr>
-            <w:hyperlink w:history="1" r:id="rIdcyiowpapbg9uoml-kaiko">
+            <w:hyperlink w:history="1" r:id="rIdsnykc_bglryh5zi9wldzo">
               <w:r>
                 <w:rPr>
                   <w:rFonts w:ascii="Arial" w:cs="Arial" w:eastAsia="Arial" w:hAnsi="Arial"/>
@@ -21054,7 +21054,7 @@
         </w:rPr>
         <w:t xml:space="preserve">© 2026 SeaVuria and ARES. Aligned with KICD objectives. Developed by SeaVuria; technical implementation by ARES (with AI assistance from Claude). Licensed under </w:t>
       </w:r>
-      <w:hyperlink w:history="1" r:id="rIdw3h6im8puouccr0ehrt8z">
+      <w:hyperlink w:history="1" r:id="rIdt2n0nuf8fcmc_efphxuyk">
         <w:r>
           <w:rPr>
             <w:rFonts w:ascii="Arial" w:cs="Arial" w:eastAsia="Arial" w:hAnsi="Arial"/>
@@ -21075,7 +21075,7 @@
         </w:rPr>
         <w:t xml:space="preserve"> (</w:t>
       </w:r>
-      <w:hyperlink w:history="1" r:id="rIdzbb0uxxgbg4urmfl6iojy">
+      <w:hyperlink w:history="1" r:id="rIdtgx9hyingc8hxvpfhvq_r">
         <w:r>
           <w:rPr>
             <w:rFonts w:ascii="Arial" w:cs="Arial" w:eastAsia="Arial" w:hAnsi="Arial"/>
@@ -22115,7 +22115,7 @@
             <w:pPr>
               <w:spacing w:after="20" w:before="0"/>
             </w:pPr>
-            <w:hyperlink w:history="1" r:id="rIdnr--ybmsg3delkumbruvm">
+            <w:hyperlink w:history="1" r:id="rIdtgavsj7vp9drygcwqgbqk">
               <w:r>
                 <w:rPr>
                   <w:rFonts w:ascii="Arial" w:cs="Arial" w:eastAsia="Arial" w:hAnsi="Arial"/>
@@ -22164,7 +22164,7 @@
               <w:spacing w:after="10" w:before="0"/>
               <w:ind w:left="120"/>
             </w:pPr>
-            <w:hyperlink w:history="1" r:id="rIdzb3dyhxqll3oc9rt7ms3b">
+            <w:hyperlink w:history="1" r:id="rId9n4iuqajxasrqbtsutlrn">
               <w:r>
                 <w:rPr>
                   <w:rFonts w:ascii="Arial" w:cs="Arial" w:eastAsia="Arial" w:hAnsi="Arial"/>
@@ -22209,7 +22209,7 @@
             <w:pPr>
               <w:spacing w:after="20" w:before="0"/>
             </w:pPr>
-            <w:hyperlink w:history="1" r:id="rIdhryyka8xhwyckvv1dsn2k">
+            <w:hyperlink w:history="1" r:id="rIdrd7gzezmvyexmxrxd0yja">
               <w:r>
                 <w:rPr>
                   <w:rFonts w:ascii="Arial" w:cs="Arial" w:eastAsia="Arial" w:hAnsi="Arial"/>
@@ -22242,7 +22242,7 @@
               <w:spacing w:after="10" w:before="0"/>
               <w:ind w:left="120"/>
             </w:pPr>
-            <w:hyperlink w:history="1" r:id="rIdmmvsbaedl-pdswtoiicps">
+            <w:hyperlink w:history="1" r:id="rIddmrj54thu_n3amhzzo5ir">
               <w:r>
                 <w:rPr>
                   <w:rFonts w:ascii="Arial" w:cs="Arial" w:eastAsia="Arial" w:hAnsi="Arial"/>
@@ -22442,7 +22442,7 @@
             <w:pPr>
               <w:spacing w:after="20" w:before="0"/>
             </w:pPr>
-            <w:hyperlink w:history="1" r:id="rIdpyznuoi_tf52at6-fpq-3">
+            <w:hyperlink w:history="1" r:id="rId3jf4j-9jxm-bf_csqp9ig">
               <w:r>
                 <w:rPr>
                   <w:rFonts w:ascii="Arial" w:cs="Arial" w:eastAsia="Arial" w:hAnsi="Arial"/>
@@ -22491,7 +22491,7 @@
               <w:spacing w:after="10" w:before="0"/>
               <w:ind w:left="120"/>
             </w:pPr>
-            <w:hyperlink w:history="1" r:id="rIdfhgf0g_tnlmpffyk4npdc">
+            <w:hyperlink w:history="1" r:id="rIdkesr-liy_vj2dfpl5pffy">
               <w:r>
                 <w:rPr>
                   <w:rFonts w:ascii="Arial" w:cs="Arial" w:eastAsia="Arial" w:hAnsi="Arial"/>
@@ -22536,7 +22536,7 @@
             <w:pPr>
               <w:spacing w:after="20" w:before="0"/>
             </w:pPr>
-            <w:hyperlink w:history="1" r:id="rIdpgvqcer2pr8datp1ibddd">
+            <w:hyperlink w:history="1" r:id="rIdtrhxsmfzndls0mzwcsl1l">
               <w:r>
                 <w:rPr>
                   <w:rFonts w:ascii="Arial" w:cs="Arial" w:eastAsia="Arial" w:hAnsi="Arial"/>
@@ -22569,7 +22569,7 @@
               <w:spacing w:after="10" w:before="0"/>
               <w:ind w:left="120"/>
             </w:pPr>
-            <w:hyperlink w:history="1" r:id="rIdfkvyd0q7tlv6iddoi-sqo">
+            <w:hyperlink w:history="1" r:id="rIdf-rer9-hhjvc7gpykon0r">
               <w:r>
                 <w:rPr>
                   <w:rFonts w:ascii="Arial" w:cs="Arial" w:eastAsia="Arial" w:hAnsi="Arial"/>
@@ -22769,7 +22769,7 @@
             <w:pPr>
               <w:spacing w:after="20" w:before="0"/>
             </w:pPr>
-            <w:hyperlink w:history="1" r:id="rIdbi_fjkwfnvujpos00e0hm">
+            <w:hyperlink w:history="1" r:id="rIdhwprqwbjsxmzds6xmleyx">
               <w:r>
                 <w:rPr>
                   <w:rFonts w:ascii="Arial" w:cs="Arial" w:eastAsia="Arial" w:hAnsi="Arial"/>
@@ -22818,7 +22818,7 @@
               <w:spacing w:after="10" w:before="0"/>
               <w:ind w:left="120"/>
             </w:pPr>
-            <w:hyperlink w:history="1" r:id="rIdlyf5uhs7boj8wc0a8o2fz">
+            <w:hyperlink w:history="1" r:id="rId1sl2psddtfvshmimkajxk">
               <w:r>
                 <w:rPr>
                   <w:rFonts w:ascii="Arial" w:cs="Arial" w:eastAsia="Arial" w:hAnsi="Arial"/>
@@ -22863,7 +22863,7 @@
             <w:pPr>
               <w:spacing w:after="20" w:before="0"/>
             </w:pPr>
-            <w:hyperlink w:history="1" r:id="rIdzmh35cwanawrpphrojuom">
+            <w:hyperlink w:history="1" r:id="rId7dqn5k-wot3ybsececrlu">
               <w:r>
                 <w:rPr>
                   <w:rFonts w:ascii="Arial" w:cs="Arial" w:eastAsia="Arial" w:hAnsi="Arial"/>
@@ -22912,7 +22912,7 @@
               <w:spacing w:after="10" w:before="0"/>
               <w:ind w:left="120"/>
             </w:pPr>
-            <w:hyperlink w:history="1" r:id="rIdv5p5gftathtmaq2jigaik">
+            <w:hyperlink w:history="1" r:id="rIdwthntdiwinqt5m-f3nzav">
               <w:r>
                 <w:rPr>
                   <w:rFonts w:ascii="Arial" w:cs="Arial" w:eastAsia="Arial" w:hAnsi="Arial"/>
@@ -23112,7 +23112,7 @@
             <w:pPr>
               <w:spacing w:after="20" w:before="0"/>
             </w:pPr>
-            <w:hyperlink w:history="1" r:id="rIdlnaak4t4ma4ltyeruqwbu">
+            <w:hyperlink w:history="1" r:id="rIdn9yn8ytpl84pd3xvb6jmg">
               <w:r>
                 <w:rPr>
                   <w:rFonts w:ascii="Arial" w:cs="Arial" w:eastAsia="Arial" w:hAnsi="Arial"/>
@@ -23161,7 +23161,7 @@
               <w:spacing w:after="10" w:before="0"/>
               <w:ind w:left="120"/>
             </w:pPr>
-            <w:hyperlink w:history="1" r:id="rIdxsnadun_davl-owgpj4r6">
+            <w:hyperlink w:history="1" r:id="rIdr5drixfxyz7teekrpjeks">
               <w:r>
                 <w:rPr>
                   <w:rFonts w:ascii="Arial" w:cs="Arial" w:eastAsia="Arial" w:hAnsi="Arial"/>
@@ -23206,7 +23206,7 @@
             <w:pPr>
               <w:spacing w:after="20" w:before="0"/>
             </w:pPr>
-            <w:hyperlink w:history="1" r:id="rId1aroefid_yesvmvmsve_s">
+            <w:hyperlink w:history="1" r:id="rId5r2a0e8doxq5spknsdzvw">
               <w:r>
                 <w:rPr>
                   <w:rFonts w:ascii="Arial" w:cs="Arial" w:eastAsia="Arial" w:hAnsi="Arial"/>
@@ -23255,7 +23255,7 @@
               <w:spacing w:after="10" w:before="0"/>
               <w:ind w:left="120"/>
             </w:pPr>
-            <w:hyperlink w:history="1" r:id="rIdtv7dpkc9lzyqdiomzqlgj">
+            <w:hyperlink w:history="1" r:id="rIdiz8cqf73kevyeujmxlbq-">
               <w:r>
                 <w:rPr>
                   <w:rFonts w:ascii="Arial" w:cs="Arial" w:eastAsia="Arial" w:hAnsi="Arial"/>
@@ -23455,7 +23455,7 @@
             <w:pPr>
               <w:spacing w:after="20" w:before="0"/>
             </w:pPr>
-            <w:hyperlink w:history="1" r:id="rIdxw0x1d1adfjbc5gayzh3a">
+            <w:hyperlink w:history="1" r:id="rIdb1xhfydavlw_hv_ajbm-2">
               <w:r>
                 <w:rPr>
                   <w:rFonts w:ascii="Arial" w:cs="Arial" w:eastAsia="Arial" w:hAnsi="Arial"/>
@@ -23504,7 +23504,7 @@
               <w:spacing w:after="10" w:before="0"/>
               <w:ind w:left="120"/>
             </w:pPr>
-            <w:hyperlink w:history="1" r:id="rId3ind9t6-upj2kiqtqpk-l">
+            <w:hyperlink w:history="1" r:id="rIdkvwxmb6_lj0lvldiizsfz">
               <w:r>
                 <w:rPr>
                   <w:rFonts w:ascii="Arial" w:cs="Arial" w:eastAsia="Arial" w:hAnsi="Arial"/>
@@ -23549,7 +23549,7 @@
             <w:pPr>
               <w:spacing w:after="20" w:before="0"/>
             </w:pPr>
-            <w:hyperlink w:history="1" r:id="rIdyx3re4hsrkzr7mms7e4tl">
+            <w:hyperlink w:history="1" r:id="rIdbnyu_tfz0fnke_rsydzjh">
               <w:r>
                 <w:rPr>
                   <w:rFonts w:ascii="Arial" w:cs="Arial" w:eastAsia="Arial" w:hAnsi="Arial"/>
@@ -23598,7 +23598,7 @@
               <w:spacing w:after="10" w:before="0"/>
               <w:ind w:left="120"/>
             </w:pPr>
-            <w:hyperlink w:history="1" r:id="rId4aj7ubsgzvtejoi9c9xca">
+            <w:hyperlink w:history="1" r:id="rId6zkaxrs8cdohfglj1pi4n">
               <w:r>
                 <w:rPr>
                   <w:rFonts w:ascii="Arial" w:cs="Arial" w:eastAsia="Arial" w:hAnsi="Arial"/>
@@ -24123,7 +24123,7 @@
         </w:rPr>
         <w:t xml:space="preserve">© 2026 SeaVuria and ARES. Aligned with KICD objectives. Developed by SeaVuria; technical implementation by ARES (with AI assistance from Claude). Licensed under </w:t>
       </w:r>
-      <w:hyperlink w:history="1" r:id="rIdwyxkvacgjzpt9qua2xpda">
+      <w:hyperlink w:history="1" r:id="rIdjai1qaiv_-xg-bfkpfdah">
         <w:r>
           <w:rPr>
             <w:rFonts w:ascii="Arial" w:cs="Arial" w:eastAsia="Arial" w:hAnsi="Arial"/>
@@ -24144,7 +24144,7 @@
         </w:rPr>
         <w:t xml:space="preserve"> (</w:t>
       </w:r>
-      <w:hyperlink w:history="1" r:id="rIdpxuqeglcgep8lfaed0vfu">
+      <w:hyperlink w:history="1" r:id="rIdhfpco-fcf_gb3umjrtahx">
         <w:r>
           <w:rPr>
             <w:rFonts w:ascii="Arial" w:cs="Arial" w:eastAsia="Arial" w:hAnsi="Arial"/>
@@ -25184,7 +25184,7 @@
             <w:pPr>
               <w:spacing w:after="20" w:before="0"/>
             </w:pPr>
-            <w:hyperlink w:history="1" r:id="rIdgevuvvmh4jsbmsialp9ca">
+            <w:hyperlink w:history="1" r:id="rId762mxexoomwzhbjzqjd7u">
               <w:r>
                 <w:rPr>
                   <w:rFonts w:ascii="Arial" w:cs="Arial" w:eastAsia="Arial" w:hAnsi="Arial"/>
@@ -25217,7 +25217,7 @@
               <w:spacing w:after="10" w:before="0"/>
               <w:ind w:left="120"/>
             </w:pPr>
-            <w:hyperlink w:history="1" r:id="rIdp6szsy1kbor-q5gxom3k2">
+            <w:hyperlink w:history="1" r:id="rIdjjo2usuqqvanodo8gsyg2">
               <w:r>
                 <w:rPr>
                   <w:rFonts w:ascii="Arial" w:cs="Arial" w:eastAsia="Arial" w:hAnsi="Arial"/>
@@ -25262,7 +25262,7 @@
             <w:pPr>
               <w:spacing w:after="20" w:before="0"/>
             </w:pPr>
-            <w:hyperlink w:history="1" r:id="rIdblflgqzquvyymsmbn2nl3">
+            <w:hyperlink w:history="1" r:id="rIdwltemeqegzkexaimtvmly">
               <w:r>
                 <w:rPr>
                   <w:rFonts w:ascii="Arial" w:cs="Arial" w:eastAsia="Arial" w:hAnsi="Arial"/>
@@ -25295,7 +25295,7 @@
               <w:spacing w:after="10" w:before="0"/>
               <w:ind w:left="120"/>
             </w:pPr>
-            <w:hyperlink w:history="1" r:id="rIdxpgxefbznqnp__noqrfmo">
+            <w:hyperlink w:history="1" r:id="rIdbznkblf998kjftf2ksukt">
               <w:r>
                 <w:rPr>
                   <w:rFonts w:ascii="Arial" w:cs="Arial" w:eastAsia="Arial" w:hAnsi="Arial"/>
@@ -25495,7 +25495,7 @@
             <w:pPr>
               <w:spacing w:after="20" w:before="0"/>
             </w:pPr>
-            <w:hyperlink w:history="1" r:id="rIdbeynexbn2zsqgcq3-lqle">
+            <w:hyperlink w:history="1" r:id="rId6wejcyu-yntgcn8vrdpji">
               <w:r>
                 <w:rPr>
                   <w:rFonts w:ascii="Arial" w:cs="Arial" w:eastAsia="Arial" w:hAnsi="Arial"/>
@@ -25528,7 +25528,7 @@
               <w:spacing w:after="10" w:before="0"/>
               <w:ind w:left="120"/>
             </w:pPr>
-            <w:hyperlink w:history="1" r:id="rId9ttr-i3fj6vlwykkwq9j0">
+            <w:hyperlink w:history="1" r:id="rIdg1syh7mg8vfuve9djvn1s">
               <w:r>
                 <w:rPr>
                   <w:rFonts w:ascii="Arial" w:cs="Arial" w:eastAsia="Arial" w:hAnsi="Arial"/>
@@ -25573,7 +25573,7 @@
             <w:pPr>
               <w:spacing w:after="20" w:before="0"/>
             </w:pPr>
-            <w:hyperlink w:history="1" r:id="rIdkqkslf7wknkwwz-tcgnz6">
+            <w:hyperlink w:history="1" r:id="rIdczxz4itzulr4xngnluimy">
               <w:r>
                 <w:rPr>
                   <w:rFonts w:ascii="Arial" w:cs="Arial" w:eastAsia="Arial" w:hAnsi="Arial"/>
@@ -25606,7 +25606,7 @@
               <w:spacing w:after="10" w:before="0"/>
               <w:ind w:left="120"/>
             </w:pPr>
-            <w:hyperlink w:history="1" r:id="rIdwl3zrqsbhynmhkbqg1l6s">
+            <w:hyperlink w:history="1" r:id="rIdwzwcefb1yxtbwgb3hjcbf">
               <w:r>
                 <w:rPr>
                   <w:rFonts w:ascii="Arial" w:cs="Arial" w:eastAsia="Arial" w:hAnsi="Arial"/>
@@ -25806,7 +25806,7 @@
             <w:pPr>
               <w:spacing w:after="20" w:before="0"/>
             </w:pPr>
-            <w:hyperlink w:history="1" r:id="rIdekcvzruzqgvhraa654c3_">
+            <w:hyperlink w:history="1" r:id="rIdb0uztiww9_z2o3gxw2s_s">
               <w:r>
                 <w:rPr>
                   <w:rFonts w:ascii="Arial" w:cs="Arial" w:eastAsia="Arial" w:hAnsi="Arial"/>
@@ -25839,7 +25839,7 @@
               <w:spacing w:after="10" w:before="0"/>
               <w:ind w:left="120"/>
             </w:pPr>
-            <w:hyperlink w:history="1" r:id="rId7rlyjc0am0mbsjmbkjg3r">
+            <w:hyperlink w:history="1" r:id="rIdjunnya6pucf1c7mr_eygc">
               <w:r>
                 <w:rPr>
                   <w:rFonts w:ascii="Arial" w:cs="Arial" w:eastAsia="Arial" w:hAnsi="Arial"/>
@@ -25884,7 +25884,7 @@
             <w:pPr>
               <w:spacing w:after="20" w:before="0"/>
             </w:pPr>
-            <w:hyperlink w:history="1" r:id="rIddav0enahofov8vsjac01u">
+            <w:hyperlink w:history="1" r:id="rIdubuyzykf-t-kfopuixpmk">
               <w:r>
                 <w:rPr>
                   <w:rFonts w:ascii="Arial" w:cs="Arial" w:eastAsia="Arial" w:hAnsi="Arial"/>
@@ -25917,7 +25917,7 @@
               <w:spacing w:after="10" w:before="0"/>
               <w:ind w:left="120"/>
             </w:pPr>
-            <w:hyperlink w:history="1" r:id="rIdc7onl3am1ok7bb4ypvwvf">
+            <w:hyperlink w:history="1" r:id="rIdfk_hvrtizh7uupaubysp7">
               <w:r>
                 <w:rPr>
                   <w:rFonts w:ascii="Arial" w:cs="Arial" w:eastAsia="Arial" w:hAnsi="Arial"/>
@@ -26117,7 +26117,7 @@
             <w:pPr>
               <w:spacing w:after="20" w:before="0"/>
             </w:pPr>
-            <w:hyperlink w:history="1" r:id="rIdfj9-xlww0gforvbvkvyrc">
+            <w:hyperlink w:history="1" r:id="rIdx7xnaulphxaokuewaux0s">
               <w:r>
                 <w:rPr>
                   <w:rFonts w:ascii="Arial" w:cs="Arial" w:eastAsia="Arial" w:hAnsi="Arial"/>
@@ -26150,7 +26150,7 @@
               <w:spacing w:after="10" w:before="0"/>
               <w:ind w:left="120"/>
             </w:pPr>
-            <w:hyperlink w:history="1" r:id="rIdurlxcdc3cyqvzoqojmq3m">
+            <w:hyperlink w:history="1" r:id="rIdjm8sl89z5stmfarmw6u3c">
               <w:r>
                 <w:rPr>
                   <w:rFonts w:ascii="Arial" w:cs="Arial" w:eastAsia="Arial" w:hAnsi="Arial"/>
@@ -26195,7 +26195,7 @@
             <w:pPr>
               <w:spacing w:after="20" w:before="0"/>
             </w:pPr>
-            <w:hyperlink w:history="1" r:id="rId1jnob2tluker8ptyucocr">
+            <w:hyperlink w:history="1" r:id="rIdgc2klhnayaomlwvzgo1et">
               <w:r>
                 <w:rPr>
                   <w:rFonts w:ascii="Arial" w:cs="Arial" w:eastAsia="Arial" w:hAnsi="Arial"/>
@@ -26228,7 +26228,7 @@
               <w:spacing w:after="10" w:before="0"/>
               <w:ind w:left="120"/>
             </w:pPr>
-            <w:hyperlink w:history="1" r:id="rIdkbvbk3lay30ho0bk2g0qo">
+            <w:hyperlink w:history="1" r:id="rId3keffjt9gasdeikwbor0-">
               <w:r>
                 <w:rPr>
                   <w:rFonts w:ascii="Arial" w:cs="Arial" w:eastAsia="Arial" w:hAnsi="Arial"/>
@@ -26428,7 +26428,7 @@
             <w:pPr>
               <w:spacing w:after="20" w:before="0"/>
             </w:pPr>
-            <w:hyperlink w:history="1" r:id="rIdkknsx4nqb2cw8wxf9hgmn">
+            <w:hyperlink w:history="1" r:id="rIdwep85vt_riz1jijs9f7zj">
               <w:r>
                 <w:rPr>
                   <w:rFonts w:ascii="Arial" w:cs="Arial" w:eastAsia="Arial" w:hAnsi="Arial"/>
@@ -26461,7 +26461,7 @@
               <w:spacing w:after="10" w:before="0"/>
               <w:ind w:left="120"/>
             </w:pPr>
-            <w:hyperlink w:history="1" r:id="rIdbsvguma65yiqgeis_hlrw">
+            <w:hyperlink w:history="1" r:id="rIds8thhjqwlk6knr6q27gur">
               <w:r>
                 <w:rPr>
                   <w:rFonts w:ascii="Arial" w:cs="Arial" w:eastAsia="Arial" w:hAnsi="Arial"/>
@@ -26506,7 +26506,7 @@
             <w:pPr>
               <w:spacing w:after="20" w:before="0"/>
             </w:pPr>
-            <w:hyperlink w:history="1" r:id="rIdfzfrkwz1kdr4hjfnm8uba">
+            <w:hyperlink w:history="1" r:id="rIddhs3652n8nrm68afoayfg">
               <w:r>
                 <w:rPr>
                   <w:rFonts w:ascii="Arial" w:cs="Arial" w:eastAsia="Arial" w:hAnsi="Arial"/>
@@ -26539,7 +26539,7 @@
               <w:spacing w:after="10" w:before="0"/>
               <w:ind w:left="120"/>
             </w:pPr>
-            <w:hyperlink w:history="1" r:id="rIden7cl_jmow4zpv_fl6vsd">
+            <w:hyperlink w:history="1" r:id="rIdaw5aisy-5yr4ub4hoggdm">
               <w:r>
                 <w:rPr>
                   <w:rFonts w:ascii="Arial" w:cs="Arial" w:eastAsia="Arial" w:hAnsi="Arial"/>
@@ -27064,7 +27064,7 @@
         </w:rPr>
         <w:t xml:space="preserve">© 2026 SeaVuria and ARES. Aligned with KICD objectives. Developed by SeaVuria; technical implementation by ARES (with AI assistance from Claude). Licensed under </w:t>
       </w:r>
-      <w:hyperlink w:history="1" r:id="rIdnwkp3noos7opdziaeo_gy">
+      <w:hyperlink w:history="1" r:id="rIdyihpgbt-qlxstm5qxcve1">
         <w:r>
           <w:rPr>
             <w:rFonts w:ascii="Arial" w:cs="Arial" w:eastAsia="Arial" w:hAnsi="Arial"/>
@@ -27085,7 +27085,7 @@
         </w:rPr>
         <w:t xml:space="preserve"> (</w:t>
       </w:r>
-      <w:hyperlink w:history="1" r:id="rIdbvko4humwwfttu3z07rah">
+      <w:hyperlink w:history="1" r:id="rId4nct7ro4npf_wdvuwttzl">
         <w:r>
           <w:rPr>
             <w:rFonts w:ascii="Arial" w:cs="Arial" w:eastAsia="Arial" w:hAnsi="Arial"/>
